--- a/docs/fund-raising/Funder-Data-Protection-Summary.docx
+++ b/docs/fund-raising/Funder-Data-Protection-Summary.docx
@@ -545,7 +545,7 @@
         <w:pStyle w:val="ListBullet"/>
       </w:pPr>
       <w:r>
-        <w:t>The programme is run by an individual today and is being moved into a nonprofit, Impact Mining, Inc. We will update our notices and agreements when that happens.</w:t>
+        <w:t>The programme (vAI) is run by the Davidson AI Futures Lab together with its founder. A US nonprofit, Impact Mining, Inc., is being formed to raise funds for it. We will update our notices and agreements as that changes.</w:t>
       </w:r>
     </w:p>
     <w:p>
